--- a/R_Practicals Basics.docx
+++ b/R_Practicals Basics.docx
@@ -5,6 +5,7 @@
     <w:p>
       <w:pPr>
         <w:pStyle w:val="Heading1"/>
+        <w:spacing w:before="0"/>
         <w:rPr>
           <w:rFonts w:ascii="Times New Roman" w:hAnsi="Times New Roman" w:cs="Times New Roman"/>
         </w:rPr>
@@ -18,6 +19,7 @@
     </w:p>
     <w:p>
       <w:pPr>
+        <w:spacing w:after="0"/>
         <w:rPr>
           <w:rFonts w:ascii="Times New Roman" w:hAnsi="Times New Roman" w:cs="Times New Roman"/>
         </w:rPr>
@@ -86,6 +88,7 @@
     <w:p>
       <w:pPr>
         <w:pStyle w:val="Heading1"/>
+        <w:spacing w:before="0"/>
         <w:rPr>
           <w:rFonts w:ascii="Times New Roman" w:hAnsi="Times New Roman" w:cs="Times New Roman"/>
         </w:rPr>
@@ -99,6 +102,7 @@
     </w:p>
     <w:p>
       <w:pPr>
+        <w:spacing w:after="0"/>
         <w:rPr>
           <w:rFonts w:ascii="Times New Roman" w:hAnsi="Times New Roman" w:cs="Times New Roman"/>
         </w:rPr>
@@ -220,6 +224,7 @@
     <w:p>
       <w:pPr>
         <w:pStyle w:val="Heading1"/>
+        <w:spacing w:before="0"/>
         <w:rPr>
           <w:rFonts w:ascii="Times New Roman" w:hAnsi="Times New Roman" w:cs="Times New Roman"/>
         </w:rPr>
@@ -233,6 +238,7 @@
     </w:p>
     <w:p>
       <w:pPr>
+        <w:spacing w:after="0"/>
         <w:rPr>
           <w:rFonts w:ascii="Times New Roman" w:hAnsi="Times New Roman" w:cs="Times New Roman"/>
         </w:rPr>
@@ -386,6 +392,7 @@
     <w:p>
       <w:pPr>
         <w:pStyle w:val="Heading1"/>
+        <w:spacing w:before="0"/>
         <w:rPr>
           <w:rFonts w:ascii="Times New Roman" w:hAnsi="Times New Roman" w:cs="Times New Roman"/>
         </w:rPr>
@@ -399,6 +406,7 @@
     </w:p>
     <w:p>
       <w:pPr>
+        <w:spacing w:after="0"/>
         <w:rPr>
           <w:rFonts w:ascii="Times New Roman" w:hAnsi="Times New Roman" w:cs="Times New Roman"/>
         </w:rPr>
@@ -454,7 +462,6 @@
         <w:rPr>
           <w:rFonts w:ascii="Times New Roman" w:hAnsi="Times New Roman" w:cs="Times New Roman"/>
         </w:rPr>
-        <w:lastRenderedPageBreak/>
         <w:br/>
         <w:t>output &lt;- add_</w:t>
       </w:r>
@@ -489,6 +496,7 @@
     <w:p>
       <w:pPr>
         <w:pStyle w:val="Heading1"/>
+        <w:spacing w:before="0"/>
         <w:rPr>
           <w:rFonts w:ascii="Times New Roman" w:hAnsi="Times New Roman" w:cs="Times New Roman"/>
         </w:rPr>
@@ -502,6 +510,7 @@
     </w:p>
     <w:p>
       <w:pPr>
+        <w:spacing w:after="0"/>
         <w:rPr>
           <w:rFonts w:ascii="Times New Roman" w:hAnsi="Times New Roman" w:cs="Times New Roman"/>
         </w:rPr>
@@ -529,6 +538,7 @@
         <w:rPr>
           <w:rFonts w:ascii="Times New Roman" w:hAnsi="Times New Roman" w:cs="Times New Roman"/>
         </w:rPr>
+        <w:lastRenderedPageBreak/>
         <w:br/>
       </w:r>
       <w:proofErr w:type="gramStart"/>
@@ -682,6 +692,7 @@
     <w:p>
       <w:pPr>
         <w:pStyle w:val="Heading1"/>
+        <w:spacing w:before="0"/>
         <w:rPr>
           <w:rFonts w:ascii="Times New Roman" w:hAnsi="Times New Roman" w:cs="Times New Roman"/>
         </w:rPr>
@@ -695,6 +706,7 @@
     </w:p>
     <w:p>
       <w:pPr>
+        <w:spacing w:after="0"/>
         <w:rPr>
           <w:rFonts w:ascii="Times New Roman" w:hAnsi="Times New Roman" w:cs="Times New Roman"/>
         </w:rPr>
@@ -769,6 +781,7 @@
     <w:p>
       <w:pPr>
         <w:pStyle w:val="Heading1"/>
+        <w:spacing w:before="0"/>
         <w:rPr>
           <w:rFonts w:ascii="Times New Roman" w:hAnsi="Times New Roman" w:cs="Times New Roman"/>
         </w:rPr>
@@ -782,6 +795,7 @@
     </w:p>
     <w:p>
       <w:pPr>
+        <w:spacing w:after="0"/>
         <w:rPr>
           <w:rFonts w:ascii="Times New Roman" w:hAnsi="Times New Roman" w:cs="Times New Roman"/>
         </w:rPr>
@@ -856,6 +870,7 @@
     </w:p>
     <w:p>
       <w:pPr>
+        <w:spacing w:after="0"/>
         <w:rPr>
           <w:rFonts w:ascii="Times New Roman" w:hAnsi="Times New Roman" w:cs="Times New Roman"/>
         </w:rPr>
@@ -870,6 +885,7 @@
     <w:p>
       <w:pPr>
         <w:pStyle w:val="Heading1"/>
+        <w:spacing w:before="0"/>
         <w:rPr>
           <w:rFonts w:ascii="Times New Roman" w:hAnsi="Times New Roman" w:cs="Times New Roman"/>
         </w:rPr>
@@ -878,12 +894,12 @@
         <w:rPr>
           <w:rFonts w:ascii="Times New Roman" w:hAnsi="Times New Roman" w:cs="Times New Roman"/>
         </w:rPr>
-        <w:lastRenderedPageBreak/>
         <w:t>Task 8: Conditional Statements</w:t>
       </w:r>
     </w:p>
     <w:p>
       <w:pPr>
+        <w:spacing w:after="0"/>
         <w:rPr>
           <w:rFonts w:ascii="Times New Roman" w:hAnsi="Times New Roman" w:cs="Times New Roman"/>
         </w:rPr>
@@ -998,6 +1014,7 @@
         <w:rPr>
           <w:rFonts w:ascii="Times New Roman" w:hAnsi="Times New Roman" w:cs="Times New Roman"/>
         </w:rPr>
+        <w:lastRenderedPageBreak/>
         <w:br/>
         <w:t>choice &lt;- 2</w:t>
       </w:r>
@@ -1072,6 +1089,7 @@
     <w:p>
       <w:pPr>
         <w:pStyle w:val="Heading1"/>
+        <w:spacing w:before="0"/>
         <w:rPr>
           <w:rFonts w:ascii="Times New Roman" w:hAnsi="Times New Roman" w:cs="Times New Roman"/>
         </w:rPr>
@@ -1085,6 +1103,7 @@
     </w:p>
     <w:p>
       <w:pPr>
+        <w:spacing w:after="0"/>
         <w:rPr>
           <w:rFonts w:ascii="Times New Roman" w:hAnsi="Times New Roman" w:cs="Times New Roman"/>
         </w:rPr>
@@ -1131,6 +1150,7 @@
     <w:p>
       <w:pPr>
         <w:pStyle w:val="Heading1"/>
+        <w:spacing w:before="0"/>
         <w:rPr>
           <w:rFonts w:ascii="Times New Roman" w:hAnsi="Times New Roman" w:cs="Times New Roman"/>
         </w:rPr>
@@ -1144,6 +1164,7 @@
     </w:p>
     <w:p>
       <w:pPr>
+        <w:spacing w:after="0"/>
         <w:rPr>
           <w:rFonts w:ascii="Times New Roman" w:hAnsi="Times New Roman" w:cs="Times New Roman"/>
         </w:rPr>
@@ -1230,6 +1251,7 @@
     </w:p>
     <w:p>
       <w:pPr>
+        <w:spacing w:after="0"/>
         <w:rPr>
           <w:rFonts w:ascii="Times New Roman" w:hAnsi="Times New Roman" w:cs="Times New Roman"/>
         </w:rPr>
